--- a/klagomål/A 56863-2024 FSC-klagomål.docx
+++ b/klagomål/A 56863-2024 FSC-klagomål.docx
@@ -2778,7 +2778,7 @@
     <w:r>
       <w:tab/>
       <w:tab/>
-      <w:t>2026-09-14</w:t>
+      <w:t>2026-09-15</w:t>
       <w:br/>
       <w:br/>
     </w:r>

--- a/klagomål/A 56863-2024 FSC-klagomål.docx
+++ b/klagomål/A 56863-2024 FSC-klagomål.docx
@@ -2778,7 +2778,7 @@
     <w:r>
       <w:tab/>
       <w:tab/>
-      <w:t>2026-09-15</w:t>
+      <w:t>2026-09-16</w:t>
       <w:br/>
       <w:br/>
     </w:r>

--- a/klagomål/A 56863-2024 FSC-klagomål.docx
+++ b/klagomål/A 56863-2024 FSC-klagomål.docx
@@ -2778,7 +2778,7 @@
     <w:r>
       <w:tab/>
       <w:tab/>
-      <w:t>2026-09-16</w:t>
+      <w:t>2026-09-17</w:t>
       <w:br/>
       <w:br/>
     </w:r>

--- a/klagomål/A 56863-2024 FSC-klagomål.docx
+++ b/klagomål/A 56863-2024 FSC-klagomål.docx
@@ -2778,7 +2778,7 @@
     <w:r>
       <w:tab/>
       <w:tab/>
-      <w:t>2026-09-17</w:t>
+      <w:t>2026-09-18</w:t>
       <w:br/>
       <w:br/>
     </w:r>

--- a/klagomål/A 56863-2024 FSC-klagomål.docx
+++ b/klagomål/A 56863-2024 FSC-klagomål.docx
@@ -2778,7 +2778,7 @@
     <w:r>
       <w:tab/>
       <w:tab/>
-      <w:t>2026-09-18</w:t>
+      <w:t>2026-09-19</w:t>
       <w:br/>
       <w:br/>
     </w:r>

--- a/klagomål/A 56863-2024 FSC-klagomål.docx
+++ b/klagomål/A 56863-2024 FSC-klagomål.docx
@@ -2778,7 +2778,7 @@
     <w:r>
       <w:tab/>
       <w:tab/>
-      <w:t>2026-09-19</w:t>
+      <w:t>2026-09-21</w:t>
       <w:br/>
       <w:br/>
     </w:r>

--- a/klagomål/A 56863-2024 FSC-klagomål.docx
+++ b/klagomål/A 56863-2024 FSC-klagomål.docx
@@ -2778,7 +2778,7 @@
     <w:r>
       <w:tab/>
       <w:tab/>
-      <w:t>2026-09-21</w:t>
+      <w:t>2026-09-23</w:t>
       <w:br/>
       <w:br/>
     </w:r>

--- a/klagomål/A 56863-2024 FSC-klagomål.docx
+++ b/klagomål/A 56863-2024 FSC-klagomål.docx
@@ -2778,7 +2778,7 @@
     <w:r>
       <w:tab/>
       <w:tab/>
-      <w:t>2026-09-23</w:t>
+      <w:t>2026-09-24</w:t>
       <w:br/>
       <w:br/>
     </w:r>

--- a/klagomål/A 56863-2024 FSC-klagomål.docx
+++ b/klagomål/A 56863-2024 FSC-klagomål.docx
@@ -2778,7 +2778,7 @@
     <w:r>
       <w:tab/>
       <w:tab/>
-      <w:t>2026-09-24</w:t>
+      <w:t>2026-09-25</w:t>
       <w:br/>
       <w:br/>
     </w:r>

--- a/klagomål/A 56863-2024 FSC-klagomål.docx
+++ b/klagomål/A 56863-2024 FSC-klagomål.docx
@@ -2778,7 +2778,7 @@
     <w:r>
       <w:tab/>
       <w:tab/>
-      <w:t>2026-09-25</w:t>
+      <w:t>2026-09-26</w:t>
       <w:br/>
       <w:br/>
     </w:r>

--- a/klagomål/A 56863-2024 FSC-klagomål.docx
+++ b/klagomål/A 56863-2024 FSC-klagomål.docx
@@ -2778,7 +2778,7 @@
     <w:r>
       <w:tab/>
       <w:tab/>
-      <w:t>2026-09-26</w:t>
+      <w:t>2026-09-27</w:t>
       <w:br/>
       <w:br/>
     </w:r>

--- a/klagomål/A 56863-2024 FSC-klagomål.docx
+++ b/klagomål/A 56863-2024 FSC-klagomål.docx
@@ -2778,7 +2778,7 @@
     <w:r>
       <w:tab/>
       <w:tab/>
-      <w:t>2026-09-27</w:t>
+      <w:t>2026-09-28</w:t>
       <w:br/>
       <w:br/>
     </w:r>

--- a/klagomål/A 56863-2024 FSC-klagomål.docx
+++ b/klagomål/A 56863-2024 FSC-klagomål.docx
@@ -2778,7 +2778,7 @@
     <w:r>
       <w:tab/>
       <w:tab/>
-      <w:t>2026-09-28</w:t>
+      <w:t>2026-09-29</w:t>
       <w:br/>
       <w:br/>
     </w:r>

--- a/klagomål/A 56863-2024 FSC-klagomål.docx
+++ b/klagomål/A 56863-2024 FSC-klagomål.docx
@@ -2778,7 +2778,7 @@
     <w:r>
       <w:tab/>
       <w:tab/>
-      <w:t>2026-09-29</w:t>
+      <w:t>2026-09-30</w:t>
       <w:br/>
       <w:br/>
     </w:r>

--- a/klagomål/A 56863-2024 FSC-klagomål.docx
+++ b/klagomål/A 56863-2024 FSC-klagomål.docx
@@ -2778,7 +2778,7 @@
     <w:r>
       <w:tab/>
       <w:tab/>
-      <w:t>2026-09-30</w:t>
+      <w:t>2026-10-01</w:t>
       <w:br/>
       <w:br/>
     </w:r>

--- a/klagomål/A 56863-2024 FSC-klagomål.docx
+++ b/klagomål/A 56863-2024 FSC-klagomål.docx
@@ -2778,7 +2778,7 @@
     <w:r>
       <w:tab/>
       <w:tab/>
-      <w:t>2026-10-01</w:t>
+      <w:t>2026-10-02</w:t>
       <w:br/>
       <w:br/>
     </w:r>

--- a/klagomål/A 56863-2024 FSC-klagomål.docx
+++ b/klagomål/A 56863-2024 FSC-klagomål.docx
@@ -2778,7 +2778,7 @@
     <w:r>
       <w:tab/>
       <w:tab/>
-      <w:t>2026-10-02</w:t>
+      <w:t>2026-10-03</w:t>
       <w:br/>
       <w:br/>
     </w:r>

--- a/klagomål/A 56863-2024 FSC-klagomål.docx
+++ b/klagomål/A 56863-2024 FSC-klagomål.docx
@@ -2778,7 +2778,7 @@
     <w:r>
       <w:tab/>
       <w:tab/>
-      <w:t>2026-10-03</w:t>
+      <w:t>2026-10-04</w:t>
       <w:br/>
       <w:br/>
     </w:r>

--- a/klagomål/A 56863-2024 FSC-klagomål.docx
+++ b/klagomål/A 56863-2024 FSC-klagomål.docx
@@ -2778,7 +2778,7 @@
     <w:r>
       <w:tab/>
       <w:tab/>
-      <w:t>2026-10-04</w:t>
+      <w:t>2026-10-05</w:t>
       <w:br/>
       <w:br/>
     </w:r>

--- a/klagomål/A 56863-2024 FSC-klagomål.docx
+++ b/klagomål/A 56863-2024 FSC-klagomål.docx
@@ -2778,7 +2778,7 @@
     <w:r>
       <w:tab/>
       <w:tab/>
-      <w:t>2026-10-05</w:t>
+      <w:t>2026-10-06</w:t>
       <w:br/>
       <w:br/>
     </w:r>

--- a/klagomål/A 56863-2024 FSC-klagomål.docx
+++ b/klagomål/A 56863-2024 FSC-klagomål.docx
@@ -2778,7 +2778,7 @@
     <w:r>
       <w:tab/>
       <w:tab/>
-      <w:t>2026-10-06</w:t>
+      <w:t>2026-10-07</w:t>
       <w:br/>
       <w:br/>
     </w:r>

--- a/klagomål/A 56863-2024 FSC-klagomål.docx
+++ b/klagomål/A 56863-2024 FSC-klagomål.docx
@@ -2778,7 +2778,7 @@
     <w:r>
       <w:tab/>
       <w:tab/>
-      <w:t>2026-10-07</w:t>
+      <w:t>2026-10-08</w:t>
       <w:br/>
       <w:br/>
     </w:r>

--- a/klagomål/A 56863-2024 FSC-klagomål.docx
+++ b/klagomål/A 56863-2024 FSC-klagomål.docx
@@ -2778,7 +2778,7 @@
     <w:r>
       <w:tab/>
       <w:tab/>
-      <w:t>2026-10-08</w:t>
+      <w:t>2026-10-09</w:t>
       <w:br/>
       <w:br/>
     </w:r>

--- a/klagomål/A 56863-2024 FSC-klagomål.docx
+++ b/klagomål/A 56863-2024 FSC-klagomål.docx
@@ -2778,7 +2778,7 @@
     <w:r>
       <w:tab/>
       <w:tab/>
-      <w:t>2026-10-09</w:t>
+      <w:t>2026-10-10</w:t>
       <w:br/>
       <w:br/>
     </w:r>

--- a/klagomål/A 56863-2024 FSC-klagomål.docx
+++ b/klagomål/A 56863-2024 FSC-klagomål.docx
@@ -2778,7 +2778,7 @@
     <w:r>
       <w:tab/>
       <w:tab/>
-      <w:t>2026-10-10</w:t>
+      <w:t>2026-10-11</w:t>
       <w:br/>
       <w:br/>
     </w:r>

--- a/klagomål/A 56863-2024 FSC-klagomål.docx
+++ b/klagomål/A 56863-2024 FSC-klagomål.docx
@@ -2778,7 +2778,7 @@
     <w:r>
       <w:tab/>
       <w:tab/>
-      <w:t>2026-10-11</w:t>
+      <w:t>2026-10-12</w:t>
       <w:br/>
       <w:br/>
     </w:r>

--- a/klagomål/A 56863-2024 FSC-klagomål.docx
+++ b/klagomål/A 56863-2024 FSC-klagomål.docx
@@ -2778,7 +2778,7 @@
     <w:r>
       <w:tab/>
       <w:tab/>
-      <w:t>2026-10-12</w:t>
+      <w:t>2026-10-13</w:t>
       <w:br/>
       <w:br/>
     </w:r>

--- a/klagomål/A 56863-2024 FSC-klagomål.docx
+++ b/klagomål/A 56863-2024 FSC-klagomål.docx
@@ -2778,7 +2778,7 @@
     <w:r>
       <w:tab/>
       <w:tab/>
-      <w:t>2026-10-13</w:t>
+      <w:t>2026-10-14</w:t>
       <w:br/>
       <w:br/>
     </w:r>

--- a/klagomål/A 56863-2024 FSC-klagomål.docx
+++ b/klagomål/A 56863-2024 FSC-klagomål.docx
@@ -2778,7 +2778,7 @@
     <w:r>
       <w:tab/>
       <w:tab/>
-      <w:t>2026-10-14</w:t>
+      <w:t>2026-10-15</w:t>
       <w:br/>
       <w:br/>
     </w:r>

--- a/klagomål/A 56863-2024 FSC-klagomål.docx
+++ b/klagomål/A 56863-2024 FSC-klagomål.docx
@@ -2778,7 +2778,7 @@
     <w:r>
       <w:tab/>
       <w:tab/>
-      <w:t>2026-10-15</w:t>
+      <w:t>2026-10-16</w:t>
       <w:br/>
       <w:br/>
     </w:r>

--- a/klagomål/A 56863-2024 FSC-klagomål.docx
+++ b/klagomål/A 56863-2024 FSC-klagomål.docx
@@ -2778,7 +2778,7 @@
     <w:r>
       <w:tab/>
       <w:tab/>
-      <w:t>2026-10-16</w:t>
+      <w:t>2026-10-17</w:t>
       <w:br/>
       <w:br/>
     </w:r>

--- a/klagomål/A 56863-2024 FSC-klagomål.docx
+++ b/klagomål/A 56863-2024 FSC-klagomål.docx
@@ -2778,7 +2778,7 @@
     <w:r>
       <w:tab/>
       <w:tab/>
-      <w:t>2026-10-17</w:t>
+      <w:t>2026-10-18</w:t>
       <w:br/>
       <w:br/>
     </w:r>

--- a/klagomål/A 56863-2024 FSC-klagomål.docx
+++ b/klagomål/A 56863-2024 FSC-klagomål.docx
@@ -2778,7 +2778,7 @@
     <w:r>
       <w:tab/>
       <w:tab/>
-      <w:t>2026-10-18</w:t>
+      <w:t>2026-10-19</w:t>
       <w:br/>
       <w:br/>
     </w:r>

--- a/klagomål/A 56863-2024 FSC-klagomål.docx
+++ b/klagomål/A 56863-2024 FSC-klagomål.docx
@@ -2778,7 +2778,7 @@
     <w:r>
       <w:tab/>
       <w:tab/>
-      <w:t>2026-10-19</w:t>
+      <w:t>2026-10-20</w:t>
       <w:br/>
       <w:br/>
     </w:r>

--- a/klagomål/A 56863-2024 FSC-klagomål.docx
+++ b/klagomål/A 56863-2024 FSC-klagomål.docx
@@ -178,7 +178,7 @@
       <w:r>
         <w:drawing>
           <wp:inline xmlns:a="http://schemas.openxmlformats.org/drawingml/2006/main" xmlns:pic="http://schemas.openxmlformats.org/drawingml/2006/picture">
-            <wp:extent cx="5486400" cy="4402354"/>
+            <wp:extent cx="5486400" cy="4405211"/>
             <wp:docPr id="1" name="Picture 1"/>
             <wp:cNvGraphicFramePr>
               <a:graphicFrameLocks noChangeAspect="1"/>
@@ -199,7 +199,7 @@
                   <pic:spPr>
                     <a:xfrm>
                       <a:off x="0" y="0"/>
-                      <a:ext cx="5486400" cy="4402354"/>
+                      <a:ext cx="5486400" cy="4405211"/>
                     </a:xfrm>
                     <a:prstGeom prst="rect"/>
                   </pic:spPr>
@@ -221,7 +221,7 @@
     </w:p>
     <w:p>
       <w:r>
-        <w:t>I och inom 25 meter från avverkningsanmälan finns fynd av 73 naturvårdsarter, varav 28 är rödlistade, 24 är fridlysta, 34 är typiska (T) och 31 är signalarter (S): skogsalm (EN), knärot (VU, T, §8), väddnätfjäril (VU, §6), barrviolspindling (NT), blå säckmossa (NT), brunpudrad nållav (NT, T), dofttaggsvamp (NT, T), dropptaggsvamp (NT, T), duvhök (NT, §4), fjällig taggsvamp s.str. (NT), flikbålmossa (NT), gullpudra (NT, T), gultoppig fingersvamp (NT), järnsparv (NT, §4), ladusvala (NT, §4), mindre hackspett (NT, T, §4), platt spretmossa (NT, T), rödfläckig zontaggsvamp (NT), skarp dropptaggsvamp (NT), sotnätfjäril (NT), sparvuggla (NT, §4), svart skogssnigel (NT), svartvit taggsvamp (NT), talltita (NT, §4), veckticka (NT, T), vedskivlav (NT, T), vedtrappmossa (NT, T), vårärt (NT, T), björksplintborre (S), bårdlav (S, T), dofttråding (S), dvärgtufs (S), grön sköldmossa (S, T, §8), huvudlik svampklubba (S), kamtuffmossa (S), kantarellvaxing (S), källpraktmossa (S, T), mörk husmossa (S, T), piskbaronmossa (S, T), rostfläck (S, T), rödgul trumpetsvamp (S), skinnlav (S, T), skogshakmossa (S, T), skogsknipprot (S, T, §8), smal svampklubba (S), sotriska (S), strimspindling (S), stubbspretmossa (S, T), svart trolldruva (S, T), svavelriska (S), terpentinmossa (S, T), tibast (S, T), trind spretmossa (S), tvåblad (S, §8), underviol (S, T), vanlig rörsvepemossa (S, T), vedticka (S, T), vätteros (S, T), ögonpyrola (S, T), blåsippa (T, §9), järpe (T, §4), repestarr (T), spillkråka (T, §4), tjäder (T, §4), svartvit flugsnappare (§4), ärtsångare (§4), dubbelnycklar (§8), fläcknycklar (§8), käppkrokmossa (§8), ängsnycklar (§8), lopplummer (aggregat) (§9), revlummer (§9) och äkta lopplummer (§9). Se Figur 1.</w:t>
+        <w:t>I och inom 25 meter från avverkningsanmälan finns fynd av 74 naturvårdsarter, varav 28 är rödlistade, 24 är fridlysta, 35 är typiska (T) och 31 är signalarter (S): skogsalm (EN), knärot (VU, T, §8), väddnätfjäril (VU, §6), barrviolspindling (NT), blå säckmossa (NT), brunpudrad nållav (NT, T), dofttaggsvamp (NT, T), dropptaggsvamp (NT, T), duvhök (NT, §4), fjällig taggsvamp s.str. (NT), flikbålmossa (NT), gullpudra (NT, T), gultoppig fingersvamp (NT), järnsparv (NT, §4), ladusvala (NT, §4), mindre hackspett (NT, T, §4), platt spretmossa (NT, T), rödfläckig zontaggsvamp (NT), skarp dropptaggsvamp (NT), sotnätfjäril (NT), sparvuggla (NT, §4), svart skogssnigel (NT), svartvit taggsvamp (NT), talltita (NT, §4), veckticka (NT, T), vedskivlav (NT, T), vedtrappmossa (NT, T), vårärt (NT, T), björksplintborre (S), bårdlav (S, T), dofttråding (S), dvärgtufs (S), grön sköldmossa (S, T, §8), huvudlik svampklubba (S), kamtuffmossa (S), kantarellvaxing (S), källpraktmossa (S, T), mörk husmossa (S, T), piskbaronmossa (S, T), rostfläck (S, T), rödgul trumpetsvamp (S), skinnlav (S, T), skogshakmossa (S, T), skogsknipprot (S, T, §8), smal svampklubba (S), sotriska (S), strimspindling (S), stubbspretmossa (S, T), svart trolldruva (S, T), svavelriska (S), terpentinmossa (S, T), tibast (S, T), trind spretmossa (S), tvåblad (S, §8), underviol (S, T), vanlig rörsvepemossa (S, T), vedticka (S, T), vätteros (S, T), ögonpyrola (S, T), blåsippa (T, §9), järpe (T, §4), repestarr (T), spillkråka (T, §4), svart taggsvamp agg. (T), tjäder (T, §4), svartvit flugsnappare (§4), ärtsångare (§4), dubbelnycklar (§8), fläcknycklar (§8), käppkrokmossa (§8), ängsnycklar (§8), lopplummer (aggregat) (§9), revlummer (§9) och äkta lopplummer (§9). Se Figur 1.</w:t>
       </w:r>
     </w:p>
     <w:p>
@@ -1353,6 +1353,53 @@
         <w:rPr>
           <w:b/>
         </w:rPr>
+        <w:t xml:space="preserve">Svart taggsvamp agg. </w:t>
+      </w:r>
+      <w:r>
+        <w:t xml:space="preserve">har visat sig bestå av fyra olika arter: </w:t>
+      </w:r>
+      <w:r>
+        <w:rPr>
+          <w:i/>
+        </w:rPr>
+        <w:t>Phellodon melilotinus</w:t>
+      </w:r>
+      <w:r>
+        <w:t xml:space="preserve"> (VU), </w:t>
+      </w:r>
+      <w:r>
+        <w:rPr>
+          <w:i/>
+        </w:rPr>
+        <w:t>Phellodon aquiloniniger</w:t>
+      </w:r>
+      <w:r>
+        <w:t xml:space="preserve"> (NT), </w:t>
+      </w:r>
+      <w:r>
+        <w:rPr>
+          <w:i/>
+        </w:rPr>
+        <w:t>Phellodon frondosoniger</w:t>
+      </w:r>
+      <w:r>
+        <w:t xml:space="preserve"> (NT) och svart taggsvamp </w:t>
+      </w:r>
+      <w:r>
+        <w:rPr>
+          <w:i/>
+        </w:rPr>
+        <w:t>Phellodon niger</w:t>
+      </w:r>
+      <w:r>
+        <w:t xml:space="preserve"> (NT). De olika arterna är mykorrhizasvampar med olika utbredning och ekologi som kan påträffas både i barr- och lövskogar. Samtliga arterna är rödlistade och signalerar skogsområden med höga naturvärden (SLU Artdatabanken, 2026; Nitare &amp; Skogsstyrelsen, 2019).</w:t>
+      </w:r>
+    </w:p>
+    <w:p>
+      <w:r>
+        <w:rPr>
+          <w:b/>
+        </w:rPr>
         <w:t>Tjäder (§4)</w:t>
       </w:r>
       <w:r>
@@ -1520,7 +1567,7 @@
         <w:rPr>
           <w:i/>
         </w:rPr>
-        <w:t>I det avverkningsanmälda skogsområdet har 73 naturvårdsarter varav 28 rödlistade arter sina livsmiljöer och växtplatser.</w:t>
+        <w:t>I det avverkningsanmälda skogsområdet har 74 naturvårdsarter varav 28 rödlistade arter sina livsmiljöer och växtplatser.</w:t>
       </w:r>
     </w:p>
     <w:p>
@@ -2778,7 +2825,7 @@
     <w:r>
       <w:tab/>
       <w:tab/>
-      <w:t>2026-10-20</w:t>
+      <w:t>2026-10-21</w:t>
       <w:br/>
       <w:br/>
     </w:r>

--- a/klagomål/A 56863-2024 FSC-klagomål.docx
+++ b/klagomål/A 56863-2024 FSC-klagomål.docx
@@ -2825,7 +2825,7 @@
     <w:r>
       <w:tab/>
       <w:tab/>
-      <w:t>2026-10-21</w:t>
+      <w:t>2026-10-22</w:t>
       <w:br/>
       <w:br/>
     </w:r>

--- a/klagomål/A 56863-2024 FSC-klagomål.docx
+++ b/klagomål/A 56863-2024 FSC-klagomål.docx
@@ -2825,7 +2825,7 @@
     <w:r>
       <w:tab/>
       <w:tab/>
-      <w:t>2026-10-22</w:t>
+      <w:t>2026-10-23</w:t>
       <w:br/>
       <w:br/>
     </w:r>

--- a/klagomål/A 56863-2024 FSC-klagomål.docx
+++ b/klagomål/A 56863-2024 FSC-klagomål.docx
@@ -2825,7 +2825,7 @@
     <w:r>
       <w:tab/>
       <w:tab/>
-      <w:t>2026-10-23</w:t>
+      <w:t>2026-10-24</w:t>
       <w:br/>
       <w:br/>
     </w:r>

--- a/klagomål/A 56863-2024 FSC-klagomål.docx
+++ b/klagomål/A 56863-2024 FSC-klagomål.docx
@@ -2825,7 +2825,7 @@
     <w:r>
       <w:tab/>
       <w:tab/>
-      <w:t>2026-10-24</w:t>
+      <w:t>2026-10-25</w:t>
       <w:br/>
       <w:br/>
     </w:r>

--- a/klagomål/A 56863-2024 FSC-klagomål.docx
+++ b/klagomål/A 56863-2024 FSC-klagomål.docx
@@ -2825,7 +2825,7 @@
     <w:r>
       <w:tab/>
       <w:tab/>
-      <w:t>2026-10-25</w:t>
+      <w:t>2026-10-26</w:t>
       <w:br/>
       <w:br/>
     </w:r>

--- a/klagomål/A 56863-2024 FSC-klagomål.docx
+++ b/klagomål/A 56863-2024 FSC-klagomål.docx
@@ -2825,7 +2825,7 @@
     <w:r>
       <w:tab/>
       <w:tab/>
-      <w:t>2026-10-26</w:t>
+      <w:t>2026-10-27</w:t>
       <w:br/>
       <w:br/>
     </w:r>

--- a/klagomål/A 56863-2024 FSC-klagomål.docx
+++ b/klagomål/A 56863-2024 FSC-klagomål.docx
@@ -178,7 +178,7 @@
       <w:r>
         <w:drawing>
           <wp:inline xmlns:a="http://schemas.openxmlformats.org/drawingml/2006/main" xmlns:pic="http://schemas.openxmlformats.org/drawingml/2006/picture">
-            <wp:extent cx="5486400" cy="4405211"/>
+            <wp:extent cx="5486400" cy="4408911"/>
             <wp:docPr id="1" name="Picture 1"/>
             <wp:cNvGraphicFramePr>
               <a:graphicFrameLocks noChangeAspect="1"/>
@@ -199,7 +199,7 @@
                   <pic:spPr>
                     <a:xfrm>
                       <a:off x="0" y="0"/>
-                      <a:ext cx="5486400" cy="4405211"/>
+                      <a:ext cx="5486400" cy="4408911"/>
                     </a:xfrm>
                     <a:prstGeom prst="rect"/>
                   </pic:spPr>
@@ -2825,7 +2825,7 @@
     <w:r>
       <w:tab/>
       <w:tab/>
-      <w:t>2026-10-27</w:t>
+      <w:t>2026-10-28</w:t>
       <w:br/>
       <w:br/>
     </w:r>

--- a/klagomål/A 56863-2024 FSC-klagomål.docx
+++ b/klagomål/A 56863-2024 FSC-klagomål.docx
@@ -2825,7 +2825,7 @@
     <w:r>
       <w:tab/>
       <w:tab/>
-      <w:t>2026-10-28</w:t>
+      <w:t>2026-10-29</w:t>
       <w:br/>
       <w:br/>
     </w:r>

--- a/klagomål/A 56863-2024 FSC-klagomål.docx
+++ b/klagomål/A 56863-2024 FSC-klagomål.docx
@@ -2825,7 +2825,7 @@
     <w:r>
       <w:tab/>
       <w:tab/>
-      <w:t>2026-10-29</w:t>
+      <w:t>2026-10-31</w:t>
       <w:br/>
       <w:br/>
     </w:r>
